--- a/Sprint20261019-20261030/HERO-68358_20261026_154503.docx
+++ b/Sprint20261019-20261030/HERO-68358_20261026_154503.docx
@@ -2735,148 +2735,6 @@
           <w:u w:val="none"/>
         </w:rPr>
         <w:t>• ER test environment</w:t>
-      </w:r>
-    </w:p>
-    <w:p>
-      <w:pPr>
-        <w:spacing w:before="200" w:after="120"/>
-      </w:pPr>
-      <w:r>
-        <w:rPr>
-          <w:rFonts w:ascii="Arial" w:hAnsi="Arial" w:eastAsia="Arial" w:cs="Arial"/>
-          <w:b/>
-          <w:color w:val="000000"/>
-          <w:sz w:val="26"/>
-          <w:u w:val="single"/>
-        </w:rPr>
-        <w:t>Appendix</w:t>
-      </w:r>
-    </w:p>
-    <w:p>
-      <w:pPr>
-        <w:spacing w:before="0" w:after="80"/>
-      </w:pPr>
-      <w:r>
-        <w:rPr>
-          <w:rFonts w:ascii="Arial" w:hAnsi="Arial" w:eastAsia="Arial" w:cs="Arial"/>
-          <w:b w:val="0"/>
-          <w:color w:val="000000"/>
-          <w:sz w:val="20"/>
-          <w:u w:val="none"/>
-        </w:rPr>
-        <w:t>Acceptance criteria from JIRA:</w:t>
-      </w:r>
-    </w:p>
-    <w:p>
-      <w:pPr>
-        <w:spacing w:before="0" w:after="40"/>
-        <w:ind w:left="360" w:hanging="240"/>
-      </w:pPr>
-      <w:r>
-        <w:rPr>
-          <w:rFonts w:ascii="Arial" w:hAnsi="Arial" w:eastAsia="Arial" w:cs="Arial"/>
-          <w:b w:val="0"/>
-          <w:color w:val="000000"/>
-          <w:sz w:val="20"/>
-          <w:u w:val="none"/>
-        </w:rPr>
-        <w:t>• Update the existing [GET] Get Timeslot API response for staggered booking to include the new fields "duration_with_cleaning_time", "last_resv_end_time" (including cleaning time) and "next_resv_start_time" for every available table under each timeslot</w:t>
-      </w:r>
-    </w:p>
-    <w:p>
-      <w:pPr>
-        <w:spacing w:before="0" w:after="40"/>
-        <w:ind w:left="360" w:hanging="240"/>
-      </w:pPr>
-      <w:r>
-        <w:rPr>
-          <w:rFonts w:ascii="Arial" w:hAnsi="Arial" w:eastAsia="Arial" w:cs="Arial"/>
-          <w:b w:val="0"/>
-          <w:color w:val="000000"/>
-          <w:sz w:val="20"/>
-          <w:u w:val="none"/>
-        </w:rPr>
-        <w:t>• Take the last reservation end time right BEFORE the timeslot ONLY (or equal to timeslot start time); if no last reservation BEFORE the timeslot, return period start time as last_resv_end_time</w:t>
-      </w:r>
-    </w:p>
-    <w:p>
-      <w:pPr>
-        <w:spacing w:before="0" w:after="40"/>
-        <w:ind w:left="360" w:hanging="240"/>
-      </w:pPr>
-      <w:r>
-        <w:rPr>
-          <w:rFonts w:ascii="Arial" w:hAnsi="Arial" w:eastAsia="Arial" w:cs="Arial"/>
-          <w:b w:val="0"/>
-          <w:color w:val="000000"/>
-          <w:sz w:val="20"/>
-          <w:u w:val="none"/>
-        </w:rPr>
-        <w:t>• Take the next reservation start time right AFTER the timeslot ONLY (or equal to timeslot end time); if NO next reservation AFTER the timeslot, return period end time as next_resv_start_time</w:t>
-      </w:r>
-    </w:p>
-    <w:p>
-      <w:pPr>
-        <w:spacing w:before="0" w:after="40"/>
-        <w:ind w:left="360" w:hanging="240"/>
-      </w:pPr>
-      <w:r>
-        <w:rPr>
-          <w:rFonts w:ascii="Arial" w:hAnsi="Arial" w:eastAsia="Arial" w:cs="Arial"/>
-          <w:b w:val="0"/>
-          <w:color w:val="000000"/>
-          <w:sz w:val="20"/>
-          <w:u w:val="none"/>
-        </w:rPr>
-        <w:t>• Retrieve and return next reservation start time (next_resv_start_time) for each available table; if no next reservation, return period end time</w:t>
-      </w:r>
-    </w:p>
-    <w:p>
-      <w:pPr>
-        <w:spacing w:before="0" w:after="40"/>
-        <w:ind w:left="360" w:hanging="240"/>
-      </w:pPr>
-      <w:r>
-        <w:rPr>
-          <w:rFonts w:ascii="Arial" w:hAnsi="Arial" w:eastAsia="Arial" w:cs="Arial"/>
-          <w:b w:val="0"/>
-          <w:color w:val="000000"/>
-          <w:sz w:val="20"/>
-          <w:u w:val="none"/>
-        </w:rPr>
-        <w:t>• Return reservation duration with cleaning time (duration_with_cleaning_time) for each table size</w:t>
-      </w:r>
-    </w:p>
-    <w:p>
-      <w:pPr>
-        <w:spacing w:before="0" w:after="40"/>
-        <w:ind w:left="360" w:hanging="240"/>
-      </w:pPr>
-      <w:r>
-        <w:rPr>
-          <w:rFonts w:ascii="Arial" w:hAnsi="Arial" w:eastAsia="Arial" w:cs="Arial"/>
-          <w:b w:val="0"/>
-          <w:color w:val="000000"/>
-          <w:sz w:val="20"/>
-          <w:u w:val="none"/>
-        </w:rPr>
-        <w:t>• Only apply to 7 day outlets</w:t>
-      </w:r>
-    </w:p>
-    <w:p>
-      <w:pPr>
-        <w:spacing w:before="0" w:after="40"/>
-        <w:ind w:left="360" w:hanging="240"/>
-      </w:pPr>
-      <w:r>
-        <w:rPr>
-          <w:rFonts w:ascii="Arial" w:hAnsi="Arial" w:eastAsia="Arial" w:cs="Arial"/>
-          <w:b w:val="0"/>
-          <w:color w:val="000000"/>
-          <w:sz w:val="20"/>
-          <w:u w:val="none"/>
-        </w:rPr>
-        <w:t>• Example response structure includes timeslots_tables[].tables[] with last_resv_end_time and next_resv_start_time, and reservation_duration[] with table_size, duration and duration_with_cleaning_time</w:t>
       </w:r>
     </w:p>
     <w:sectPr>
